--- a/supplemental_materials/supplemental_material_05_session_checklist_opmmeg_operator_for_infancy_research.docx
+++ b/supplemental_materials/supplemental_material_05_session_checklist_opmmeg_operator_for_infancy_research.docx
@@ -64,7 +64,16 @@
         <w:jc w:val="both"/>
       </w:pPr>
       <w:r>
-        <w:t xml:space="preserve">Please note that this checklist has been developed for </w:t>
+        <w:t xml:space="preserve">Please note that </w:t>
+      </w:r>
+      <w:r>
+        <w:rPr>
+          <w:color w:val="E97132" w:themeColor="accent2"/>
+        </w:rPr>
+        <w:t>this checklist</w:t>
+      </w:r>
+      <w:r>
+        <w:t xml:space="preserve"> has been developed for </w:t>
       </w:r>
       <w:proofErr w:type="spellStart"/>
       <w:r>
@@ -80,7 +89,13 @@
       </w:r>
       <w:proofErr w:type="spellEnd"/>
       <w:r>
-        <w:t xml:space="preserve"> Medical, Boulder, CO, US, and may need to be adapted to your system / lab needs.</w:t>
+        <w:t xml:space="preserve"> Medical, Boulder, CO, US, and </w:t>
+      </w:r>
+      <w:r>
+        <w:rPr>
+          <w:color w:val="E97132" w:themeColor="accent2"/>
+        </w:rPr>
+        <w:t>may need to be adapted to your system / lab needs.</w:t>
       </w:r>
     </w:p>
     <w:p>
@@ -768,7 +783,22 @@
         <w:jc w:val="both"/>
       </w:pPr>
       <w:r>
-        <w:t>After the experiment, perform 3D scans</w:t>
+        <w:t xml:space="preserve">After the </w:t>
+      </w:r>
+      <w:r>
+        <w:t>task is completed</w:t>
+      </w:r>
+      <w:r>
+        <w:t>,</w:t>
+      </w:r>
+      <w:r>
+        <w:t xml:space="preserve"> </w:t>
+      </w:r>
+      <w:r>
+        <w:t>perform 3D scans</w:t>
+      </w:r>
+      <w:r>
+        <w:t>:</w:t>
       </w:r>
     </w:p>
     <w:p>
@@ -810,7 +840,10 @@
         <w:jc w:val="both"/>
       </w:pPr>
       <w:r>
-        <w:t>After the scanning</w:t>
+        <w:t xml:space="preserve">After the </w:t>
+      </w:r>
+      <w:r>
+        <w:t>family leaves the MSR</w:t>
       </w:r>
     </w:p>
     <w:p>
@@ -824,7 +857,19 @@
         <w:jc w:val="both"/>
       </w:pPr>
       <w:r>
-        <w:t>Note down the Temp with thermal camera</w:t>
+        <w:t>Measure and write</w:t>
+      </w:r>
+      <w:r>
+        <w:t xml:space="preserve"> down the </w:t>
+      </w:r>
+      <w:r>
+        <w:t>temperature</w:t>
+      </w:r>
+      <w:r>
+        <w:t xml:space="preserve"> with</w:t>
+      </w:r>
+      <w:r>
+        <w:t>:</w:t>
       </w:r>
     </w:p>
     <w:p>
@@ -837,6 +882,23 @@
         <w:spacing w:line="259" w:lineRule="auto"/>
         <w:jc w:val="both"/>
       </w:pPr>
+      <w:r>
+        <w:t>thermocouples</w:t>
+      </w:r>
+    </w:p>
+    <w:p>
+      <w:pPr>
+        <w:pStyle w:val="ListParagraph"/>
+        <w:numPr>
+          <w:ilvl w:val="2"/>
+          <w:numId w:val="11"/>
+        </w:numPr>
+        <w:spacing w:line="259" w:lineRule="auto"/>
+        <w:jc w:val="both"/>
+      </w:pPr>
+      <w:r>
+        <w:t>thermal camera</w:t>
+      </w:r>
     </w:p>
     <w:p>
       <w:pPr>
@@ -871,7 +933,10 @@
         <w:jc w:val="both"/>
       </w:pPr>
       <w:r>
-        <w:t>Fill in the participant log</w:t>
+        <w:t xml:space="preserve">Complete </w:t>
+      </w:r>
+      <w:r>
+        <w:t>the participant log</w:t>
       </w:r>
     </w:p>
     <w:p>
@@ -885,7 +950,22 @@
         <w:jc w:val="both"/>
       </w:pPr>
       <w:r>
-        <w:t xml:space="preserve">Upload the data (OPM and 3D scan) on RDS </w:t>
+        <w:t xml:space="preserve">Upload the data (OPM and 3D scan) on </w:t>
+      </w:r>
+      <w:r>
+        <w:t>[</w:t>
+      </w:r>
+      <w:r>
+        <w:rPr>
+          <w:color w:val="A6A6A6" w:themeColor="background1" w:themeShade="A6"/>
+        </w:rPr>
+        <w:t>lab specific instructions</w:t>
+      </w:r>
+      <w:r>
+        <w:t>]</w:t>
+      </w:r>
+      <w:r>
+        <w:t xml:space="preserve"> </w:t>
       </w:r>
     </w:p>
     <w:p>
@@ -897,6 +977,27 @@
           <w:lang w:val="en-GB"/>
         </w:rPr>
       </w:pPr>
+    </w:p>
+    <w:p>
+      <w:pPr>
+        <w:jc w:val="both"/>
+        <w:rPr>
+          <w:lang w:val="en-GB"/>
+        </w:rPr>
+      </w:pPr>
+      <w:r>
+        <w:rPr>
+          <w:u w:val="single"/>
+          <w:lang w:val="en-GB"/>
+        </w:rPr>
+        <w:t>Important note</w:t>
+      </w:r>
+      <w:r>
+        <w:rPr>
+          <w:lang w:val="en-GB"/>
+        </w:rPr>
+        <w:t>: If the family takes a break, switch off the sensor upon consultation with the lead experimenter.</w:t>
+      </w:r>
     </w:p>
     <w:sectPr>
       <w:pgSz w:w="12240" w:h="15840"/>
